--- a/documents/Melchizedek-Melchisedec/Melchizedek-Melchisedec.docx
+++ b/documents/Melchizedek-Melchisedec/Melchizedek-Melchisedec.docx
@@ -4386,8 +4386,8 @@
       <w:lang w:val="en-US" w:eastAsia="zh-CN" w:bidi="hi-IN"/>
     </w:rPr>
   </w:style>
-  <w:style w:type="character" w:styleId="Bullets">
-    <w:name w:val="Bullets"/>
+  <w:style w:type="character" w:styleId="Bulletsuser">
+    <w:name w:val="Bullets (user)"/>
     <w:qFormat/>
     <w:rPr>
       <w:rFonts w:ascii="OpenSymbol" w:hAnsi="OpenSymbol" w:eastAsia="OpenSymbol" w:cs="OpenSymbol"/>
@@ -4401,8 +4401,8 @@
       <w:iCs/>
     </w:rPr>
   </w:style>
-  <w:style w:type="character" w:styleId="Bulletsuser">
-    <w:name w:val="Bullets (user)"/>
+  <w:style w:type="character" w:styleId="Bullets">
+    <w:name w:val="Bullets"/>
     <w:qFormat/>
     <w:rPr>
       <w:rFonts w:ascii="OpenSymbol" w:hAnsi="OpenSymbol" w:eastAsia="OpenSymbol" w:cs="OpenSymbol"/>
